--- a/c02/FILM-Excel-02-Confruntare.docx
+++ b/c02/FILM-Excel-02-Confruntare.docx
@@ -8,7 +8,7 @@
           <w:b/>
           <w:sz w:val="44"/>
         </w:rPr>
-        <w:t>FILM · C02 CONTROLUL DATELOR</w:t>
+        <w:t>FILM · C02 CONFRUNTAREA CU REALITATEA</w:t>
       </w:r>
     </w:p>
     <w:p>
@@ -2129,7 +2129,7 @@
           <w:rFonts w:ascii="Calibri" w:hAnsi="Calibri"/>
           <w:sz w:val="20"/>
         </w:rPr>
-        <w:t>Pack 02 Excel · Constructia 02 CONTROLUL DATELOR.</w:t>
+        <w:t>Pack 02 Excel · Constructia 02 CONFRUNTAREA CU REALITATEA.</w:t>
       </w:r>
     </w:p>
     <w:p>

--- a/c02/FILM-Excel-02-Confruntare.docx
+++ b/c02/FILM-Excel-02-Confruntare.docx
@@ -579,7 +579,7 @@
           <w:rFonts w:ascii="Calibri" w:hAnsi="Calibri"/>
           <w:sz w:val="20"/>
         </w:rPr>
-        <w:t>Constructia 02 CONTROL preia setul predat de constructia precedenta. C01 l-a predat ca structura corecta. Valorile insa pot fi valide tehnic si totusi gresite fata de realitate: orase care nu exista in judetul lor, cote de TVA nelegale pentru categorie, scadente inaintea facturii, facturi in zile nelucratoare, CNP-uri care se contrazic intern.</w:t>
+        <w:t>Constructia 02 CONFRUNTAREA CU REALITATEA preia setul predat de constructia precedenta. C01 l-a predat ca structura corecta. Valorile insa pot fi valide tehnic si totusi gresite fata de realitate: orase care nu exista in judetul lor, cote de TVA nelegale pentru categorie, scadente inaintea facturii, facturi in zile nelucratoare, CNP-uri care se contrazic intern.</w:t>
       </w:r>
     </w:p>
     <w:p>
